--- a/cf/jm/u/files/u006.docx
+++ b/cf/jm/u/files/u006.docx
@@ -20,7 +20,7 @@
     </w:p>
     <w:p>
       <w:r>
-        <w:t>請針對每個題目，把答案填在「回答：」後面（越具體越好）；填好後請放回您的部門資料夾即可，不需回信。</w:t>
+        <w:t>這份問卷是想更了解您的實際作業，好把您的 AI 助理做得更貼近需求。第一部分請把答案填在「回答：」後面（越具體越好）；第二部分只是先讓您了解，之後用的時候再一起調整，不用現在填。填好後放回您的部門資料夾即可，不需回信。</w:t>
       </w:r>
     </w:p>
     <w:p>
@@ -32,8 +32,16 @@
       </w:r>
     </w:p>
     <w:p>
+      <w:pPr>
+        <w:pStyle w:val="Heading2"/>
+      </w:pPr>
       <w:r>
-        <w:t>1. CMM 量測輸出的真實匯出格式為何（PC-DMIS、Calypso 或其他）？特性編號與量測項目的欄位命名固定嗎？</w:t>
+        <w:t>一、請您提供或確認的事情</w:t>
+      </w:r>
+    </w:p>
+    <w:p>
+      <w:r>
+        <w:t>1. 你平常做這件事的時候，是拿哪一份三次元量測機（CMM，就是量零件尺寸的儀器）跑出來的檔案？它存在哪個磁碟或資料夾（例如 R 槽）？</w:t>
       </w:r>
     </w:p>
     <w:p>
@@ -43,7 +51,7 @@
     </w:p>
     <w:p>
       <w:r>
-        <w:t>2. 各料號的圖面規格／SIP 公差主檔目前存在哪裡？能否整理成以料號為鍵的對照表供 Agent 查詢？</w:t>
+        <w:t>2. 你要拿量測出來的數字去跟什麼「標準」比對？也就是那份規定每個尺寸該多少、可以差多少的圖面或 SIP（檢驗標準程序書）放在哪、長什麼樣？</w:t>
       </w:r>
     </w:p>
     <w:p>
@@ -53,7 +61,7 @@
     </w:p>
     <w:p>
       <w:r>
-        <w:t>3. KC（關鍵特性）在圖面/SIP 上如何標記？有沒有幾何公差符號需要對應說明？</w:t>
+        <w:t>3. AI 幫你整理好之後，你希望輸出成什麼樣子（例如一張標好合格/不合格的表）？要存回個人電腦還是哪裡？</w:t>
       </w:r>
     </w:p>
     <w:p>
@@ -63,7 +71,7 @@
     </w:p>
     <w:p>
       <w:r>
-        <w:t>4. 量測值超差（OOT）時的處置邏輯與通報門檻是什麼（讓步 MRB／重工／報廢）？</w:t>
+        <w:t>4. 哪些是「關鍵尺寸」（KC，客戶特別在意、一定不能出錯的那幾項）？你希望 AI 一定要優先把這幾項標出來嗎？</w:t>
       </w:r>
     </w:p>
     <w:p>
@@ -73,12 +81,55 @@
     </w:p>
     <w:p>
       <w:r>
-        <w:t>5. 漢翔／ASML／台積等不同客戶對 KC 與 OOT 是否有特殊規定要分別處理？</w:t>
+        <w:t>5. 遇到量測數字缺一格、看不清楚，你希望 AI 直接標「待補」讓你自己看，還是要它幫你猜？（建議標待補、不要猜）</w:t>
       </w:r>
     </w:p>
     <w:p>
       <w:r>
         <w:t>回答：</w:t>
+      </w:r>
+    </w:p>
+    <w:p>
+      <w:r>
+        <w:t>6. 最後判「合格/不合格」這個決定，一定是你自己下，還是可以讓 AI 幫你先擬？（這題設計成 AI 只出草稿、你做最終判定）</w:t>
+      </w:r>
+    </w:p>
+    <w:p>
+      <w:r>
+        <w:t>回答：</w:t>
+      </w:r>
+    </w:p>
+    <w:p>
+      <w:pPr>
+        <w:pStyle w:val="Heading2"/>
+      </w:pPr>
+      <w:r>
+        <w:t>二、要用了之後、跟 AI 一起調整的事情（先了解即可，不用現在填）</w:t>
+      </w:r>
+    </w:p>
+    <w:p>
+      <w:r>
+        <w:t>• 用了幾次後，如果發現 AI 常把某類尺寸判錯，把那幾筆對錯的例子回貼給它，並在提示詞補一句「這類情況要這樣判」，它下次就會跟上你的判斷。</w:t>
+      </w:r>
+    </w:p>
+    <w:p>
+      <w:r>
+        <w:t>• 如果你的 CMM 匯出檔換了格式、欄位名稱變了，記得把新的樣本給它看一次，並更新對照表，不然它會抓錯欄位。</w:t>
+      </w:r>
+    </w:p>
+    <w:p>
+      <w:r>
+        <w:t>• 公差標準（那份圖面/SIP）有改版時，要把知識庫裡的對照檔一起換掉，AI 才不會拿舊標準比對。</w:t>
+      </w:r>
+    </w:p>
+    <w:p>
+      <w:r>
+        <w:t>• 每次它列出的「待人工確認清單」你都掃一眼，把真的要補的、被誤判的記下來，累積幾次就能回頭優化提示詞。</w:t>
+      </w:r>
+    </w:p>
+    <w:p>
+      <w:r>
+        <w:t>• 一開始建議只讓它跑草稿、你全程覆核；等你信得過它某幾類尺寸的判讀後，再慢慢放寬讓它自動處理的範圍。</w:t>
       </w:r>
     </w:p>
     <w:p/>
@@ -91,8 +142,16 @@
       </w:r>
     </w:p>
     <w:p>
+      <w:pPr>
+        <w:pStyle w:val="Heading2"/>
+      </w:pPr>
       <w:r>
-        <w:t>1. QI 流程的正式單據欄位有哪些？能否提供幾份去識別化的 Outlook 往來典型樣本？</w:t>
+        <w:t>一、請您提供或確認的事情</w:t>
+      </w:r>
+    </w:p>
+    <w:p>
+      <w:r>
+        <w:t>1. 當產品檢驗出問題（QI，品質異常通知），相關人是用 Outlook 信件往來討論的嗎？你希望 AI 讀哪些信、整理成什麼？</w:t>
       </w:r>
     </w:p>
     <w:p>
@@ -102,7 +161,7 @@
     </w:p>
     <w:p>
       <w:r>
-        <w:t>2. 公司內部異常原因是否有分類碼（材料／加工／量測／圖面…）？能否提供歷史 QI 案例庫供初判參考？</w:t>
+        <w:t>2. 你要 AI 幫忙把一封封往來信整理成一張「異常摘要表」（誰、哪個料號、哪裡出問題、影響幾件），這樣理解對嗎？</w:t>
       </w:r>
     </w:p>
     <w:p>
@@ -112,7 +171,7 @@
     </w:p>
     <w:p>
       <w:r>
-        <w:t>3. 各料號的圖面規格／SIP／檢驗標準存放在哪，能否作為異常判讀基準供 Agent 查詢？</w:t>
+        <w:t>3. 判斷異常原因時，AI 可以先幫你「分個大類」（像是材料、加工、量測、圖面問題），但最後原因和處置還是你決定，這樣可以嗎？</w:t>
       </w:r>
     </w:p>
     <w:p>
@@ -122,7 +181,7 @@
     </w:p>
     <w:p>
       <w:r>
-        <w:t>4. 處置決策準則（讓步接收 MRB／重工／報廢）與各情況的通報對象是誰？</w:t>
+        <w:t>4. 你有沒有一份「過去類似異常怎麼判、怎麼處理」的案例紀錄？給 AI 參考，它初判會更準。</w:t>
       </w:r>
     </w:p>
     <w:p>
@@ -132,12 +191,55 @@
     </w:p>
     <w:p>
       <w:r>
-        <w:t>5. 研判草稿要初判到什麼程度就交人？哪些結論絕對不能由 AI 下？</w:t>
+        <w:t>5. 信裡如果沒寫清楚（例如沒講影響數量），你希望 AI 標「待補」還是幫你估？（建議標待補、不要估）</w:t>
       </w:r>
     </w:p>
     <w:p>
       <w:r>
         <w:t>回答：</w:t>
+      </w:r>
+    </w:p>
+    <w:p>
+      <w:r>
+        <w:t>6. 整理好的研判結果，你是要回貼進 Outlook 給大家看，還是先自己確認過再發？</w:t>
+      </w:r>
+    </w:p>
+    <w:p>
+      <w:r>
+        <w:t>回答：</w:t>
+      </w:r>
+    </w:p>
+    <w:p>
+      <w:pPr>
+        <w:pStyle w:val="Heading2"/>
+      </w:pPr>
+      <w:r>
+        <w:t>二、要用了之後、跟 AI 一起調整的事情（先了解即可，不用現在填）</w:t>
+      </w:r>
+    </w:p>
+    <w:p>
+      <w:r>
+        <w:t>• 剛開始它對「原因大類」可能分得不夠準，你每次修正它的分類，並把常見的內部分類碼補進提示詞，它會越來越貼近你們的講法。</w:t>
+      </w:r>
+    </w:p>
+    <w:p>
+      <w:r>
+        <w:t>• 把幾則你們過去處理得很好的 QI 案例整理進知識庫，AI 初判時就能參照，準度會明顯提升。</w:t>
+      </w:r>
+    </w:p>
+    <w:p>
+      <w:r>
+        <w:t>• 如果某類異常常被漏標，提醒它「這種現象要特別點出來」，並在驗測情境裡加一筆這種例子測試看看。</w:t>
+      </w:r>
+    </w:p>
+    <w:p>
+      <w:r>
+        <w:t>• 檢驗標準（SIP）有更新時，記得同步換掉知識庫裡的判讀基準，AI 才不會拿舊規格比對。</w:t>
+      </w:r>
+    </w:p>
+    <w:p>
+      <w:r>
+        <w:t>• 維持「AI 只出研判草稿、最終原因與處置由你判」的界線；用久了信得過再逐步交更多初判給它。</w:t>
       </w:r>
     </w:p>
     <w:p/>
@@ -150,8 +252,16 @@
       </w:r>
     </w:p>
     <w:p>
+      <w:pPr>
+        <w:pStyle w:val="Heading2"/>
+      </w:pPr>
       <w:r>
-        <w:t>1. QDR 表單各階段的正式欄位定義與審查要點在電子簽核系統（博格簽核）如何規範？能否提供文件？</w:t>
+        <w:t>一、請您提供或確認的事情</w:t>
+      </w:r>
+    </w:p>
+    <w:p>
+      <w:r>
+        <w:t>1. QDR（品質異常處置文件）是在公司電子簽核系統（博格簽核）上一關一關跑的嗎？你希望 AI 幫你檢查哪一關的內容？</w:t>
       </w:r>
     </w:p>
     <w:p>
@@ -161,7 +271,7 @@
     </w:p>
     <w:p>
       <w:r>
-        <w:t>2. 能否提供數份完整 QDR 案例（含良好與待改進範例，去識別化）供校準一致性檢核？</w:t>
+        <w:t>2. 你要 AI 幫你檢查「每一關該填的欄位有沒有填滿、前後有沒有兜得起來」（例如原因分析有沒有對到一開始寫的異常），這樣對嗎？</w:t>
       </w:r>
     </w:p>
     <w:p>
@@ -171,7 +281,7 @@
     </w:p>
     <w:p>
       <w:r>
-        <w:t>3. 公司內 8D／魚骨／5Why 的填寫慣例是什麼？根本原因要寫到什麼深度才算齊備？</w:t>
+        <w:t>3. 有沒有一份「每一關該填哪些欄位、審查重點是什麼」的清單？給 AI 當檢查依據。</w:t>
       </w:r>
     </w:p>
     <w:p>
@@ -181,7 +291,7 @@
     </w:p>
     <w:p>
       <w:r>
-        <w:t>4. 各階段哪些欄位必填、哪些選填？放行門檻與權責人員是誰？</w:t>
+        <w:t>4. AI 只負責挑出「哪裡沒填、哪裡兜不起來」，不會幫你判斷原因對不對、也不會幫你代填，這樣的分工可以嗎？</w:t>
       </w:r>
     </w:p>
     <w:p>
@@ -191,12 +301,55 @@
     </w:p>
     <w:p>
       <w:r>
-        <w:t>5. 跨階段一致性要檢核到什麼程度（例：對策是否對應根因、驗證是否對應對策）？</w:t>
+        <w:t>5. 你們填原因分析時是用 8D、魚骨圖還是 5Why？有沒有公司習慣的寫法要讓 AI 知道？</w:t>
       </w:r>
     </w:p>
     <w:p>
       <w:r>
         <w:t>回答：</w:t>
+      </w:r>
+    </w:p>
+    <w:p>
+      <w:r>
+        <w:t>6. 欄位空著時，你希望 AI 標「待補」提醒你，還是幫你補上？（建議只提醒、不代填）</w:t>
+      </w:r>
+    </w:p>
+    <w:p>
+      <w:r>
+        <w:t>回答：</w:t>
+      </w:r>
+    </w:p>
+    <w:p>
+      <w:pPr>
+        <w:pStyle w:val="Heading2"/>
+      </w:pPr>
+      <w:r>
+        <w:t>二、要用了之後、跟 AI 一起調整的事情（先了解即可，不用現在填）</w:t>
+      </w:r>
+    </w:p>
+    <w:p>
+      <w:r>
+        <w:t>• 給 AI 看幾份「填得好」和「填得不夠好」的 QDR 實例，它比對出來的一致性問題會更準；用一陣子後可再補幾份校準。</w:t>
+      </w:r>
+    </w:p>
+    <w:p>
+      <w:r>
+        <w:t>• 如果它老是抓不到某種前後兜不起來的狀況，把那個例子回貼給它、在提示詞補一句規則，下次就會抓到。</w:t>
+      </w:r>
+    </w:p>
+    <w:p>
+      <w:r>
+        <w:t>• 各關該填的欄位或審查要點有調整時，記得更新知識庫裡的那份清單，AI 才會照新規則檢查。</w:t>
+      </w:r>
+    </w:p>
+    <w:p>
+      <w:r>
+        <w:t>• 每次看它列的「待補清單」，把它誤報（其實有填）或漏報（該抓沒抓）的記下來，累積後回頭優化。</w:t>
+      </w:r>
+    </w:p>
+    <w:p>
+      <w:r>
+        <w:t>• 守住「AI 只檢查、不代填、不送簽」的界線；內容還是承辦填、放行還是權責人員按。</w:t>
       </w:r>
     </w:p>
     <w:p/>
